--- a/docs/qa-comparison/ops-page-qa-round2.docx
+++ b/docs/qa-comparison/ops-page-qa-round2.docx
@@ -107,7 +107,7 @@
           <w:color w:val="0077C8"/>
           <w:sz w:val="30"/>
         </w:rPr>
-        <w:t>Round 1 items: status update</w:t>
+        <w:t>Still open</w:t>
       </w:r>
     </w:p>
     <w:p>
@@ -127,7 +127,232 @@
           <w:color w:val="1A1A1A"/>
           <w:sz w:val="21"/>
         </w:rPr>
-        <w:t>Each Round 1 item walked through with what shipped vs what's still missing. Items marked OPEN or PARTIAL roll up into the build checklist at the end.</w:t>
+        <w:t>What the dev still needs to ship. Items tagged [NEW] surfaced during round 2 and weren't on the round 1 list.</w:t>
+      </w:r>
+    </w:p>
+    <w:tbl>
+      <w:tblPr>
+        <w:tblW w:type="auto" w:w="0"/>
+        <w:tblLayout w:type="fixed"/>
+        <w:tblLook w:firstColumn="1" w:firstRow="1" w:lastColumn="0" w:lastRow="0" w:noHBand="0" w:noVBand="1" w:val="04A0"/>
+      </w:tblPr>
+      <w:tblGrid>
+        <w:gridCol w:w="792"/>
+        <w:gridCol w:w="1224"/>
+        <w:gridCol w:w="648"/>
+        <w:gridCol w:w="7416"/>
+      </w:tblGrid>
+      <w:tr>
+        <w:trPr>
+          <w:trHeight w:val="312"/>
+        </w:trPr>
+        <w:tc>
+          <w:tcPr>
+            <w:tcW w:type="dxa" w:w="792"/>
+            <w:tcBorders>
+              <w:top w:val="nil"/>
+              <w:left w:val="nil"/>
+              <w:bottom w:val="nil"/>
+              <w:right w:val="nil"/>
+            </w:tcBorders>
+            <w:shd w:val="clear" w:color="auto" w:fill="D69D2A"/>
+            <w:vAlign w:val="center"/>
+          </w:tcPr>
+          <w:p>
+            <w:pPr>
+              <w:spacing w:after="0"/>
+              <w:jc w:val="center"/>
+            </w:pPr>
+            <w:r>
+              <w:rPr>
+                <w:b/>
+                <w:color w:val="FFFFFF"/>
+                <w:sz w:val="16"/>
+              </w:rPr>
+              <w:t>MED</w:t>
+            </w:r>
+          </w:p>
+        </w:tc>
+        <w:tc>
+          <w:tcPr>
+            <w:tcW w:type="dxa" w:w="1224"/>
+            <w:tcBorders>
+              <w:top w:val="nil"/>
+              <w:left w:val="nil"/>
+              <w:bottom w:val="nil"/>
+              <w:right w:val="nil"/>
+            </w:tcBorders>
+            <w:shd w:val="clear" w:color="auto" w:fill="D33B3B"/>
+            <w:vAlign w:val="center"/>
+          </w:tcPr>
+          <w:p>
+            <w:pPr>
+              <w:spacing w:after="0"/>
+              <w:jc w:val="center"/>
+            </w:pPr>
+            <w:r>
+              <w:rPr>
+                <w:b/>
+                <w:color w:val="FFFFFF"/>
+                <w:sz w:val="16"/>
+              </w:rPr>
+              <w:t>OPEN</w:t>
+            </w:r>
+          </w:p>
+        </w:tc>
+        <w:tc>
+          <w:tcPr>
+            <w:tcW w:type="dxa" w:w="648"/>
+            <w:tcBorders>
+              <w:top w:val="nil"/>
+              <w:left w:val="nil"/>
+              <w:bottom w:val="nil"/>
+              <w:right w:val="nil"/>
+            </w:tcBorders>
+            <w:shd w:val="clear" w:color="auto" w:fill="0077C8"/>
+            <w:vAlign w:val="center"/>
+          </w:tcPr>
+          <w:p>
+            <w:pPr>
+              <w:spacing w:after="0"/>
+              <w:jc w:val="center"/>
+            </w:pPr>
+            <w:r>
+              <w:rPr>
+                <w:b/>
+                <w:color w:val="FFFFFF"/>
+                <w:sz w:val="16"/>
+              </w:rPr>
+              <w:t>NEW</w:t>
+            </w:r>
+          </w:p>
+        </w:tc>
+        <w:tc>
+          <w:tcPr>
+            <w:tcW w:type="dxa" w:w="7416"/>
+            <w:tcBorders>
+              <w:top w:val="nil"/>
+              <w:left w:val="nil"/>
+              <w:bottom w:val="nil"/>
+              <w:right w:val="nil"/>
+            </w:tcBorders>
+            <w:vAlign w:val="center"/>
+          </w:tcPr>
+          <w:p>
+            <w:pPr>
+              <w:spacing w:after="0"/>
+            </w:pPr>
+            <w:r>
+              <w:rPr>
+                <w:b/>
+                <w:color w:val="1A1A1A"/>
+                <w:sz w:val="22"/>
+              </w:rPr>
+              <w:t>#9. Time off Schedules: role + country filter chips missing</w:t>
+            </w:r>
+          </w:p>
+        </w:tc>
+      </w:tr>
+    </w:tbl>
+    <w:p>
+      <w:pPr>
+        <w:spacing w:after="60"/>
+        <w:ind w:left="230"/>
+      </w:pPr>
+      <w:r>
+        <w:rPr>
+          <w:b/>
+          <w:color w:val="1A1A1A"/>
+          <w:sz w:val="20"/>
+        </w:rPr>
+        <w:t xml:space="preserve">Round 1: </w:t>
+      </w:r>
+      <w:r>
+        <w:rPr>
+          <w:color w:val="1A1A1A"/>
+          <w:sz w:val="20"/>
+        </w:rPr>
+        <w:t>Not surfaced in Round 1 (the whole tab was absent then).</w:t>
+      </w:r>
+    </w:p>
+    <w:p>
+      <w:pPr>
+        <w:spacing w:after="60"/>
+        <w:ind w:left="230"/>
+      </w:pPr>
+      <w:r>
+        <w:rPr>
+          <w:b/>
+          <w:color w:val="1A1A1A"/>
+          <w:sz w:val="20"/>
+        </w:rPr>
+        <w:t xml:space="preserve">Round 2: </w:t>
+      </w:r>
+      <w:r>
+        <w:rPr>
+          <w:color w:val="1A1A1A"/>
+          <w:sz w:val="20"/>
+        </w:rPr>
+        <w:t>On our build, the Time off Schedules surface shows job-title filter chips (Account Manager, Designer, Strategist, Operator, Manager) and country chips (AU, PH) on the right of the header. The portal's surface doesn't have these chips yet. Without them, the OM can't narrow the calendar's avatar stacks by job title.</w:t>
+      </w:r>
+    </w:p>
+    <w:p>
+      <w:pPr>
+        <w:spacing w:after="60"/>
+        <w:ind w:left="230"/>
+      </w:pPr>
+      <w:r>
+        <w:rPr>
+          <w:b/>
+          <w:color w:val="1A1A1A"/>
+          <w:sz w:val="20"/>
+        </w:rPr>
+        <w:t xml:space="preserve">What's left: </w:t>
+      </w:r>
+      <w:r>
+        <w:rPr>
+          <w:color w:val="1A1A1A"/>
+          <w:sz w:val="20"/>
+        </w:rPr>
+        <w:t>Add the job-title filter chips on the right of the Time off Schedules header (sourced from the Job Titles catalog). Below them, add the country chips for any countries with members assigned (AU, PH today).</w:t>
+      </w:r>
+    </w:p>
+    <w:p>
+      <w:pPr>
+        <w:spacing w:after="40"/>
+      </w:pPr>
+    </w:p>
+    <w:p>
+      <w:pPr>
+        <w:spacing w:before="280" w:after="80"/>
+      </w:pPr>
+      <w:r>
+        <w:rPr>
+          <w:b/>
+          <w:color w:val="0077C8"/>
+          <w:sz w:val="30"/>
+        </w:rPr>
+        <w:t>Done</w:t>
+      </w:r>
+    </w:p>
+    <w:p>
+      <w:pPr>
+        <w:spacing w:after="120"/>
+        <w:pBdr>
+          <w:bottom w:val="single" w:sz="8" w:space="1" w:color="0077C8"/>
+        </w:pBdr>
+      </w:pPr>
+    </w:p>
+    <w:p>
+      <w:pPr>
+        <w:spacing w:after="120"/>
+      </w:pPr>
+      <w:r>
+        <w:rPr>
+          <w:color w:val="1A1A1A"/>
+          <w:sz w:val="21"/>
+        </w:rPr>
+        <w:t>Round 1 items the dev shipped between rounds. Listed for the record so we agree on what closed.</w:t>
       </w:r>
     </w:p>
     <w:tbl>
@@ -1131,6 +1356,39 @@
         <w:spacing w:after="40"/>
       </w:pPr>
     </w:p>
+    <w:p>
+      <w:pPr>
+        <w:spacing w:before="280" w:after="80"/>
+      </w:pPr>
+      <w:r>
+        <w:rPr>
+          <w:b/>
+          <w:color w:val="0077C8"/>
+          <w:sz w:val="30"/>
+        </w:rPr>
+        <w:t>For your awareness</w:t>
+      </w:r>
+    </w:p>
+    <w:p>
+      <w:pPr>
+        <w:spacing w:after="120"/>
+        <w:pBdr>
+          <w:bottom w:val="single" w:sz="8" w:space="1" w:color="0077C8"/>
+        </w:pBdr>
+      </w:pPr>
+    </w:p>
+    <w:p>
+      <w:pPr>
+        <w:spacing w:after="120"/>
+      </w:pPr>
+      <w:r>
+        <w:rPr>
+          <w:color w:val="1A1A1A"/>
+          <w:sz w:val="21"/>
+        </w:rPr>
+        <w:t>No-action items. Listed so the context isn't lost, but nothing the portal dev needs to do.</w:t>
+      </w:r>
+    </w:p>
     <w:tbl>
       <w:tblPr>
         <w:tblW w:type="auto" w:w="0"/>
@@ -1267,203 +1525,6 @@
           <w:sz w:val="20"/>
         </w:rPr>
         <w:t>No change needed. Both versions still without it. Acceptable.</w:t>
-      </w:r>
-    </w:p>
-    <w:p>
-      <w:pPr>
-        <w:spacing w:after="40"/>
-      </w:pPr>
-    </w:p>
-    <w:p>
-      <w:pPr>
-        <w:spacing w:before="280" w:after="80"/>
-      </w:pPr>
-      <w:r>
-        <w:rPr>
-          <w:b/>
-          <w:color w:val="0077C8"/>
-          <w:sz w:val="30"/>
-        </w:rPr>
-        <w:t>New gaps spotted in Round 2</w:t>
-      </w:r>
-    </w:p>
-    <w:p>
-      <w:pPr>
-        <w:spacing w:after="120"/>
-        <w:pBdr>
-          <w:bottom w:val="single" w:sz="8" w:space="1" w:color="0077C8"/>
-        </w:pBdr>
-      </w:pPr>
-    </w:p>
-    <w:p>
-      <w:pPr>
-        <w:spacing w:after="120"/>
-      </w:pPr>
-      <w:r>
-        <w:rPr>
-          <w:color w:val="1A1A1A"/>
-          <w:sz w:val="21"/>
-        </w:rPr>
-        <w:t>Items that weren't on the Round 1 list, surfaced during this audit. Numbered to follow the existing list.</w:t>
-      </w:r>
-    </w:p>
-    <w:tbl>
-      <w:tblPr>
-        <w:tblW w:type="auto" w:w="0"/>
-        <w:tblLayout w:type="fixed"/>
-        <w:tblLook w:firstColumn="1" w:firstRow="1" w:lastColumn="0" w:lastRow="0" w:noHBand="0" w:noVBand="1" w:val="04A0"/>
-      </w:tblPr>
-      <w:tblGrid>
-        <w:gridCol w:w="792"/>
-        <w:gridCol w:w="1224"/>
-        <w:gridCol w:w="8064"/>
-      </w:tblGrid>
-      <w:tr>
-        <w:trPr>
-          <w:trHeight w:val="312"/>
-        </w:trPr>
-        <w:tc>
-          <w:tcPr>
-            <w:tcW w:type="dxa" w:w="792"/>
-            <w:tcBorders>
-              <w:top w:val="nil"/>
-              <w:left w:val="nil"/>
-              <w:bottom w:val="nil"/>
-              <w:right w:val="nil"/>
-            </w:tcBorders>
-            <w:shd w:val="clear" w:color="auto" w:fill="D69D2A"/>
-            <w:vAlign w:val="center"/>
-          </w:tcPr>
-          <w:p>
-            <w:pPr>
-              <w:spacing w:after="0"/>
-              <w:jc w:val="center"/>
-            </w:pPr>
-            <w:r>
-              <w:rPr>
-                <w:b/>
-                <w:color w:val="FFFFFF"/>
-                <w:sz w:val="16"/>
-              </w:rPr>
-              <w:t>MED</w:t>
-            </w:r>
-          </w:p>
-        </w:tc>
-        <w:tc>
-          <w:tcPr>
-            <w:tcW w:type="dxa" w:w="1224"/>
-            <w:tcBorders>
-              <w:top w:val="nil"/>
-              <w:left w:val="nil"/>
-              <w:bottom w:val="nil"/>
-              <w:right w:val="nil"/>
-            </w:tcBorders>
-            <w:shd w:val="clear" w:color="auto" w:fill="D33B3B"/>
-            <w:vAlign w:val="center"/>
-          </w:tcPr>
-          <w:p>
-            <w:pPr>
-              <w:spacing w:after="0"/>
-              <w:jc w:val="center"/>
-            </w:pPr>
-            <w:r>
-              <w:rPr>
-                <w:b/>
-                <w:color w:val="FFFFFF"/>
-                <w:sz w:val="16"/>
-              </w:rPr>
-              <w:t>OPEN</w:t>
-            </w:r>
-          </w:p>
-        </w:tc>
-        <w:tc>
-          <w:tcPr>
-            <w:tcW w:type="dxa" w:w="8064"/>
-            <w:tcBorders>
-              <w:top w:val="nil"/>
-              <w:left w:val="nil"/>
-              <w:bottom w:val="nil"/>
-              <w:right w:val="nil"/>
-            </w:tcBorders>
-            <w:vAlign w:val="center"/>
-          </w:tcPr>
-          <w:p>
-            <w:pPr>
-              <w:spacing w:after="0"/>
-            </w:pPr>
-            <w:r>
-              <w:rPr>
-                <w:b/>
-                <w:color w:val="1A1A1A"/>
-                <w:sz w:val="22"/>
-              </w:rPr>
-              <w:t>#9. Time off Schedules: role + country filter chips missing</w:t>
-            </w:r>
-          </w:p>
-        </w:tc>
-      </w:tr>
-    </w:tbl>
-    <w:p>
-      <w:pPr>
-        <w:spacing w:after="60"/>
-        <w:ind w:left="230"/>
-      </w:pPr>
-      <w:r>
-        <w:rPr>
-          <w:b/>
-          <w:color w:val="1A1A1A"/>
-          <w:sz w:val="20"/>
-        </w:rPr>
-        <w:t xml:space="preserve">Round 1: </w:t>
-      </w:r>
-      <w:r>
-        <w:rPr>
-          <w:color w:val="1A1A1A"/>
-          <w:sz w:val="20"/>
-        </w:rPr>
-        <w:t>Not surfaced in Round 1 (the whole tab was absent then).</w:t>
-      </w:r>
-    </w:p>
-    <w:p>
-      <w:pPr>
-        <w:spacing w:after="60"/>
-        <w:ind w:left="230"/>
-      </w:pPr>
-      <w:r>
-        <w:rPr>
-          <w:b/>
-          <w:color w:val="1A1A1A"/>
-          <w:sz w:val="20"/>
-        </w:rPr>
-        <w:t xml:space="preserve">Round 2: </w:t>
-      </w:r>
-      <w:r>
-        <w:rPr>
-          <w:color w:val="1A1A1A"/>
-          <w:sz w:val="20"/>
-        </w:rPr>
-        <w:t>On our build, the Time off Schedules surface shows job-title filter chips (Account Manager, Designer, Strategist, Operator, Manager) and country chips (AU, PH) on the right of the header. The portal's surface doesn't have these chips yet. Without them, the OM can't narrow the calendar's avatar stacks by job title.</w:t>
-      </w:r>
-    </w:p>
-    <w:p>
-      <w:pPr>
-        <w:spacing w:after="60"/>
-        <w:ind w:left="230"/>
-      </w:pPr>
-      <w:r>
-        <w:rPr>
-          <w:b/>
-          <w:color w:val="1A1A1A"/>
-          <w:sz w:val="20"/>
-        </w:rPr>
-        <w:t xml:space="preserve">What's left: </w:t>
-      </w:r>
-      <w:r>
-        <w:rPr>
-          <w:color w:val="1A1A1A"/>
-          <w:sz w:val="20"/>
-        </w:rPr>
-        <w:t>Add the job-title filter chips on the right of the Time off Schedules header (sourced from the Job Titles catalog). Below them, add the country chips for any countries with members assigned (AU, PH today).</w:t>
       </w:r>
     </w:p>
     <w:p>
